--- a/baitap/th5_3.docx
+++ b/baitap/th5_3.docx
@@ -1932,7 +1932,7 @@
         <w:t>→ _______</w:t>
       </w:r>
       <w:r>
-        <w:t>they are studentds</w:t>
+        <w:t>they are students</w:t>
       </w:r>
       <w:r>
         <w:t>_______________</w:t>

--- a/baitap/th5_3.docx
+++ b/baitap/th5_3.docx
@@ -271,16 +271,24 @@
     <w:p>
       <w:r>
         <w:rPr>
+          <w:color w:val="000000" w:themeColor="text1"/>
+        </w:rPr>
+        <w:t>A</w:t>
+      </w:r>
+      <w:r>
+        <w:t>. quick</w:t>
+      </w:r>
+      <w:r>
+        <w:br/>
+      </w:r>
+      <w:r>
+        <w:rPr>
           <w:color w:val="EE0000"/>
         </w:rPr>
-        <w:t>A</w:t>
-      </w:r>
-      <w:r>
-        <w:t>. quick</w:t>
-      </w:r>
-      <w:r>
-        <w:br/>
-        <w:t>B. quickly</w:t>
+        <w:t>B</w:t>
+      </w:r>
+      <w:r>
+        <w:t>. quickly</w:t>
       </w:r>
       <w:r>
         <w:br/>
@@ -713,7 +721,10 @@
         <w:t>The dog is small. __</w:t>
       </w:r>
       <w:r>
-        <w:t>is</w:t>
+        <w:t>i</w:t>
+      </w:r>
+      <w:r>
+        <w:t>t</w:t>
       </w:r>
       <w:r>
         <w:t>____ is small.</w:t>
